--- a/materialien/Akte4_Vereinsarchiv/5_Loesungen/DD_A4_AB2_Ordnung_ins_Archiv_LSG.docx
+++ b/materialien/Akte4_Vereinsarchiv/5_Loesungen/DD_A4_AB2_Ordnung_ins_Archiv_LSG.docx
@@ -5460,7 +5460,16 @@
               <w:t>↑</w:t>
             </w:r>
             <w:r>
-              <w:t>). Daten: siehe Spielplan oben.</w:t>
+              <w:t xml:space="preserve">). </w:t>
+            </w:r>
+            <w:r>
+              <w:rPr>
+                <w:b/>
+              </w:rPr>
+              <w:t>Begründe</w:t>
+            </w:r>
+            <w:r>
+              <w:t>, dass dein Schema redundanzfrei ist. Daten: siehe Spielplan oben.</w:t>
             </w:r>
           </w:p>
           <w:tbl>

--- a/materialien/Akte4_Vereinsarchiv/5_Loesungen/DD_A4_AB2_Ordnung_ins_Archiv_LSG.docx
+++ b/materialien/Akte4_Vereinsarchiv/5_Loesungen/DD_A4_AB2_Ordnung_ins_Archiv_LSG.docx
@@ -1997,7 +1997,7 @@
               <w:t>(Name, Geburtsjahr)</w:t>
             </w:r>
             <w:r>
-              <w:t xml:space="preserve"> anhand der drei Kriterien und schlage einen besseren vor.</w:t>
+              <w:t xml:space="preserve"> anhand der drei Kriterien und gib einen besseren an.</w:t>
             </w:r>
           </w:p>
           <w:tbl>
@@ -5437,7 +5437,13 @@
               <w:rPr>
                 <w:b/>
               </w:rPr>
-              <w:t>Zerlege</w:t>
+              <w:t>Entwickle</w:t>
+            </w:r>
+            <w:r>
+              <w:rPr>
+                <w:b w:val="0"/>
+              </w:rPr>
+              <w:t xml:space="preserve"> aus</w:t>
             </w:r>
             <w:r>
               <w:t xml:space="preserve"> </w:t>
@@ -5450,7 +5456,7 @@
               <w:t>Spielplan</w:t>
             </w:r>
             <w:r>
-              <w:t xml:space="preserve"> verlustfrei in redundanzfreie Tabellen und notiere das Schema in Kurzschreibweise (Primärschlüssel unterstrichen, Fremdschlüssel mit </w:t>
+              <w:t xml:space="preserve"> ein redundanzfreies Relationenschema, das alle Informationen verlustfrei enthält, und gib es in Kurzschreibweise an (Primärschlüssel unterstrichen, Fremdschlüssel mit </w:t>
             </w:r>
             <w:r>
               <w:rPr>
@@ -5920,7 +5926,7 @@
               <w:pStyle w:val="DDTabellentext"/>
             </w:pPr>
             <w:r>
-              <w:t>(eA) Löse das Zerlegungs-Puzzle A4-E2-06 und baue in der Schema-Werkbank das neue Archiv (A4-E2-07). Notiere die Rückmeldung, die dir am meisten geholfen hat, und warum.</w:t>
+              <w:t>(eA) Löse das Zerlegungs-Puzzle A4-E2-06 und baue in der Schema-Werkbank das neue Archiv (A4-E2-07). Gib die Rückmeldung an, die dir am meisten geholfen hat, und begründe, warum.</w:t>
             </w:r>
           </w:p>
           <w:tbl>
